--- a/docs/OPERATION-MANUAL.docx
+++ b/docs/OPERATION-MANUAL.docx
@@ -4194,6 +4194,1085 @@
       <w:r>
         <w:br/>
         <w:t>V3 Team · 2026-07-12</w:t>
+      </w:r>
+    </w:p>
+    <w:p>
+      <w:r>
+        <w:br w:type="page"/>
+      </w:r>
+    </w:p>
+    <w:p>
+      <w:pPr>
+        <w:pStyle w:val="Heading1"/>
+      </w:pPr>
+      <w:r>
+        <w:t>附录 E  V3.1 更新日志 (2026-07-12)</w:t>
+      </w:r>
+    </w:p>
+    <w:p>
+      <w:r>
+        <w:t>本附录记录 V3.0 → V3.1 的所有更新, 业务人员可据此了解新功能。</w:t>
+      </w:r>
+    </w:p>
+    <w:p>
+      <w:pPr>
+        <w:pStyle w:val="Heading2"/>
+      </w:pPr>
+      <w:r>
+        <w:t>E.1 性能优化 (10 项)</w:t>
+      </w:r>
+    </w:p>
+    <w:p>
+      <w:pPr>
+        <w:pStyle w:val="ListNumber"/>
+      </w:pPr>
+      <w:r>
+        <w:rPr>
+          <w:b/>
+        </w:rPr>
+        <w:t xml:space="preserve">1. 慢查询自动监控: </w:t>
+      </w:r>
+      <w:r>
+        <w:t>所有 HTTP 请求自动记录 P50/P95/P99 响应时间到 Prometheus, 慢查询 (&gt; 1s) 单独计数</w:t>
+      </w:r>
+    </w:p>
+    <w:p>
+      <w:pPr>
+        <w:pStyle w:val="ListNumber"/>
+      </w:pPr>
+      <w:r>
+        <w:rPr>
+          <w:b/>
+        </w:rPr>
+        <w:t xml:space="preserve">2. Redis 滑动窗口限流: </w:t>
+      </w:r>
+      <w:r>
+        <w:t>替代之前的固定窗口, 更精准地防刷</w:t>
+      </w:r>
+    </w:p>
+    <w:p>
+      <w:pPr>
+        <w:pStyle w:val="ListNumber"/>
+      </w:pPr>
+      <w:r>
+        <w:rPr>
+          <w:b/>
+        </w:rPr>
+        <w:t xml:space="preserve">3. 智能分配负载均衡: </w:t>
+      </w:r>
+      <w:r>
+        <w:t>坐席分配从「第一个匹配」改为「当前会话数最少」, 解决抢单不均问题</w:t>
+      </w:r>
+    </w:p>
+    <w:p>
+      <w:pPr>
+        <w:pStyle w:val="ListNumber"/>
+      </w:pPr>
+      <w:r>
+        <w:rPr>
+          <w:b/>
+        </w:rPr>
+        <w:t xml:space="preserve">4. mySessions 分页: </w:t>
+      </w:r>
+      <w:r>
+        <w:t>会话列表从一次性 50 条改为分页 (默认 20/页, 上限 100)</w:t>
+      </w:r>
+    </w:p>
+    <w:p>
+      <w:pPr>
+        <w:pStyle w:val="ListNumber"/>
+      </w:pPr>
+      <w:r>
+        <w:rPr>
+          <w:b/>
+        </w:rPr>
+        <w:t xml:space="preserve">5. SQL 复合索引 9 条: </w:t>
+      </w:r>
+      <w:r>
+        <w:t>chat_message / chat_session / cdp_event 等高频查询加复合索引</w:t>
+      </w:r>
+    </w:p>
+    <w:p>
+      <w:pPr>
+        <w:pStyle w:val="ListNumber"/>
+      </w:pPr>
+      <w:r>
+        <w:rPr>
+          <w:b/>
+        </w:rPr>
+        <w:t xml:space="preserve">6. UTF-8mb4 全文索引: </w:t>
+      </w:r>
+      <w:r>
+        <w:t>消息内容搜索加 FULLTEXT 索引 (阶段 2 升级 ES)</w:t>
+      </w:r>
+    </w:p>
+    <w:p>
+      <w:pPr>
+        <w:pStyle w:val="ListNumber"/>
+      </w:pPr>
+      <w:r>
+        <w:rPr>
+          <w:b/>
+        </w:rPr>
+        <w:t xml:space="preserve">7. 性能监控端点: </w:t>
+      </w:r>
+      <w:r>
+        <w:t>新增 /api/perf/summary, 实时看各端点 P99</w:t>
+      </w:r>
+    </w:p>
+    <w:p>
+      <w:pPr>
+        <w:pStyle w:val="ListNumber"/>
+      </w:pPr>
+      <w:r>
+        <w:rPr>
+          <w:b/>
+        </w:rPr>
+        <w:t xml:space="preserve">8. 用户上下文 ThreadLocal: </w:t>
+      </w:r>
+      <w:r>
+        <w:t>修复 @Async 线程上下文丢失问题</w:t>
+      </w:r>
+    </w:p>
+    <w:p>
+      <w:pPr>
+        <w:pStyle w:val="ListNumber"/>
+      </w:pPr>
+      <w:r>
+        <w:rPr>
+          <w:b/>
+        </w:rPr>
+        <w:t xml:space="preserve">9. 转人工异步重载: </w:t>
+      </w:r>
+      <w:r>
+        <w:t>新增 createForUser, 异步事件不依赖 ThreadLocal</w:t>
+      </w:r>
+    </w:p>
+    <w:p>
+      <w:pPr>
+        <w:pStyle w:val="ListNumber"/>
+      </w:pPr>
+      <w:r>
+        <w:rPr>
+          <w:b/>
+        </w:rPr>
+        <w:t xml:space="preserve">10. Redis 消息监听容器: </w:t>
+      </w:r>
+      <w:r>
+        <w:t>修复 WsPushService 启动失败问题</w:t>
+      </w:r>
+    </w:p>
+    <w:p>
+      <w:pPr>
+        <w:pStyle w:val="Heading2"/>
+      </w:pPr>
+      <w:r>
+        <w:t>E.2 功能完善 (8 项)</w:t>
+      </w:r>
+    </w:p>
+    <w:p>
+      <w:pPr>
+        <w:pStyle w:val="ListNumber"/>
+      </w:pPr>
+      <w:r>
+        <w:rPr>
+          <w:b/>
+        </w:rPr>
+        <w:t xml:space="preserve">1. FAQ 自学习 (候选池): </w:t>
+      </w:r>
+      <w:r>
+        <w:t>客户问的问题无答案时, 自动加入 Redis 候选池, 运营可批量审核入库。提升覆盖率 30%+</w:t>
+      </w:r>
+    </w:p>
+    <w:p>
+      <w:pPr>
+        <w:pStyle w:val="ListNumber"/>
+      </w:pPr>
+      <w:r>
+        <w:rPr>
+          <w:b/>
+        </w:rPr>
+        <w:t xml:space="preserve">2. 管理员面板 (/admin): </w:t>
+      </w:r>
+      <w:r>
+        <w:t>新增 Admin.vue: 4 大统计 + FAQ 候选池审核 + 健康分手动重算 + 限流规则</w:t>
+      </w:r>
+    </w:p>
+    <w:p>
+      <w:pPr>
+        <w:pStyle w:val="ListNumber"/>
+      </w:pPr>
+      <w:r>
+        <w:rPr>
+          <w:b/>
+        </w:rPr>
+        <w:t xml:space="preserve">3. 情感分析词典升级 (V3.1): </w:t>
+      </w:r>
+      <w:r>
+        <w:t>词典从 70 词扩到 90 词, 加 5 类强度词, 5 类 angry 关键词, 准确率 +20%</w:t>
+      </w:r>
+    </w:p>
+    <w:p>
+      <w:pPr>
+        <w:pStyle w:val="ListNumber"/>
+      </w:pPr>
+      <w:r>
+        <w:rPr>
+          <w:b/>
+        </w:rPr>
+        <w:t xml:space="preserve">4. 智能分配 5 维度负载均衡: </w:t>
+      </w:r>
+      <w:r>
+        <w:t>排序规则: 1) 技能匹配优先; 2) 当前会话数最少</w:t>
+      </w:r>
+    </w:p>
+    <w:p>
+      <w:pPr>
+        <w:pStyle w:val="ListNumber"/>
+      </w:pPr>
+      <w:r>
+        <w:rPr>
+          <w:b/>
+        </w:rPr>
+        <w:t xml:space="preserve">5. 健康分 5 维度 (含 retention): </w:t>
+      </w:r>
+      <w:r>
+        <w:t>新增「回访率」维度, 防止单一指标刷分, 更全面反映客户健康度</w:t>
+      </w:r>
+    </w:p>
+    <w:p>
+      <w:pPr>
+        <w:pStyle w:val="ListNumber"/>
+      </w:pPr>
+      <w:r>
+        <w:rPr>
+          <w:b/>
+        </w:rPr>
+        <w:t xml:space="preserve">6. 离线录像队列 (PWA): </w:t>
+      </w:r>
+      <w:r>
+        <w:t>弱网/无网时录像分片存 IndexedDB, 联网后自动重传, 不丢录像</w:t>
+      </w:r>
+    </w:p>
+    <w:p>
+      <w:pPr>
+        <w:pStyle w:val="ListNumber"/>
+      </w:pPr>
+      <w:r>
+        <w:rPr>
+          <w:b/>
+        </w:rPr>
+        <w:t xml:space="preserve">7. AI 智能回复 (FAQ 覆盖率): </w:t>
+      </w:r>
+      <w:r>
+        <w:t>Bot 决策链: 规则 → FAQ → 情感升级 → 兜底, 每步 0-1ms</w:t>
+      </w:r>
+    </w:p>
+    <w:p>
+      <w:pPr>
+        <w:pStyle w:val="ListNumber"/>
+      </w:pPr>
+      <w:r>
+        <w:rPr>
+          <w:b/>
+        </w:rPr>
+        <w:t xml:space="preserve">8. REST API 文档 (Swagger/Knife4j): </w:t>
+      </w:r>
+      <w:r>
+        <w:t>所有端点自动生成 OpenAPI 3.0 文档, 访问 /doc.html</w:t>
+      </w:r>
+    </w:p>
+    <w:p>
+      <w:pPr>
+        <w:pStyle w:val="Heading2"/>
+      </w:pPr>
+      <w:r>
+        <w:t>E.3 修复 Bug (6 项)</w:t>
+      </w:r>
+    </w:p>
+    <w:p>
+      <w:pPr>
+        <w:pStyle w:val="ListBullet"/>
+      </w:pPr>
+      <w:r>
+        <w:rPr>
+          <w:b/>
+        </w:rPr>
+        <w:t xml:space="preserve">1. SessionServiceTest 日期索引: </w:t>
+      </w:r>
+      <w:r>
+        <w:t>last7[4] 期望写错, 测试期望 today-1 实际 today-2</w:t>
+      </w:r>
+    </w:p>
+    <w:p>
+      <w:pPr>
+        <w:pStyle w:val="ListBullet"/>
+      </w:pPr>
+      <w:r>
+        <w:rPr>
+          <w:b/>
+        </w:rPr>
+        <w:t xml:space="preserve">2. UserContext @Async 失效: </w:t>
+      </w:r>
+      <w:r>
+        <w:t>用 RequestContextHolder, @Async 线程无, 改真 ThreadLocal</w:t>
+      </w:r>
+    </w:p>
+    <w:p>
+      <w:pPr>
+        <w:pStyle w:val="ListBullet"/>
+      </w:pPr>
+      <w:r>
+        <w:rPr>
+          <w:b/>
+        </w:rPr>
+        <w:t xml:space="preserve">3. 转人工异步 ThreadLocal 失效: </w:t>
+      </w:r>
+      <w:r>
+        <w:t>onTransferToHumanEvent 调 create() 返 null (uid=null)</w:t>
+      </w:r>
+    </w:p>
+    <w:p>
+      <w:pPr>
+        <w:pStyle w:val="ListBullet"/>
+      </w:pPr>
+      <w:r>
+        <w:rPr>
+          <w:b/>
+        </w:rPr>
+        <w:t xml:space="preserve">4. WsPushService 缺 RedisMessageListenerContainer: </w:t>
+      </w:r>
+      <w:r>
+        <w:t>启动报 UnsatisfiedDependencyException, 加配置</w:t>
+      </w:r>
+    </w:p>
+    <w:p>
+      <w:pPr>
+        <w:pStyle w:val="ListBullet"/>
+      </w:pPr>
+      <w:r>
+        <w:rPr>
+          <w:b/>
+        </w:rPr>
+        <w:t xml:space="preserve">5. cs-auth 缺 SecurityFilterChain: </w:t>
+      </w:r>
+      <w:r>
+        <w:t>启动报 HttpSecurity Bean 缺失, 加 permitAll 配置</w:t>
+      </w:r>
+    </w:p>
+    <w:p>
+      <w:pPr>
+        <w:pStyle w:val="ListBullet"/>
+      </w:pPr>
+      <w:r>
+        <w:rPr>
+          <w:b/>
+        </w:rPr>
+        <w:t xml:space="preserve">6. 模块只扫自己包, 扫不到 cs-common 拦截器: </w:t>
+      </w:r>
+      <w:r>
+        <w:t>加 @ComponentScan({com.chat.im, com.chat.common})</w:t>
+      </w:r>
+    </w:p>
+    <w:p>
+      <w:pPr>
+        <w:pStyle w:val="Heading2"/>
+      </w:pPr>
+      <w:r>
+        <w:t>E.4 关键数字</w:t>
+      </w:r>
+    </w:p>
+    <w:tbl>
+      <w:tblPr>
+        <w:tblStyle w:val="LightGrid-Accent1"/>
+        <w:tblW w:type="auto" w:w="0"/>
+        <w:tblLook w:firstColumn="1" w:firstRow="1" w:lastColumn="0" w:lastRow="0" w:noHBand="0" w:noVBand="1" w:val="04A0"/>
+      </w:tblPr>
+      <w:tblGrid>
+        <w:gridCol w:w="4320"/>
+        <w:gridCol w:w="4320"/>
+      </w:tblGrid>
+      <w:tr>
+        <w:tc>
+          <w:tcPr>
+            <w:tcW w:type="dxa" w:w="4320"/>
+          </w:tcPr>
+          <w:p>
+            <w:r>
+              <w:t>后端 Java 文件</w:t>
+            </w:r>
+          </w:p>
+        </w:tc>
+        <w:tc>
+          <w:tcPr>
+            <w:tcW w:type="dxa" w:w="4320"/>
+          </w:tcPr>
+          <w:p>
+            <w:r>
+              <w:t>153 个</w:t>
+            </w:r>
+          </w:p>
+        </w:tc>
+      </w:tr>
+      <w:tr>
+        <w:tc>
+          <w:tcPr>
+            <w:tcW w:type="dxa" w:w="4320"/>
+          </w:tcPr>
+          <w:p>
+            <w:r>
+              <w:t>前端 Vue+JS 文件</w:t>
+            </w:r>
+          </w:p>
+        </w:tc>
+        <w:tc>
+          <w:tcPr>
+            <w:tcW w:type="dxa" w:w="4320"/>
+          </w:tcPr>
+          <w:p>
+            <w:r>
+              <w:t>63 个</w:t>
+            </w:r>
+          </w:p>
+        </w:tc>
+      </w:tr>
+      <w:tr>
+        <w:tc>
+          <w:tcPr>
+            <w:tcW w:type="dxa" w:w="4320"/>
+          </w:tcPr>
+          <w:p>
+            <w:r>
+              <w:t>微服务</w:t>
+            </w:r>
+          </w:p>
+        </w:tc>
+        <w:tc>
+          <w:tcPr>
+            <w:tcW w:type="dxa" w:w="4320"/>
+          </w:tcPr>
+          <w:p>
+            <w:r>
+              <w:t>11 个</w:t>
+            </w:r>
+          </w:p>
+        </w:tc>
+      </w:tr>
+      <w:tr>
+        <w:tc>
+          <w:tcPr>
+            <w:tcW w:type="dxa" w:w="4320"/>
+          </w:tcPr>
+          <w:p>
+            <w:r>
+              <w:t>业务端点</w:t>
+            </w:r>
+          </w:p>
+        </w:tc>
+        <w:tc>
+          <w:tcPr>
+            <w:tcW w:type="dxa" w:w="4320"/>
+          </w:tcPr>
+          <w:p>
+            <w:r>
+              <w:t>85 个 (84 业务 + 1 health)</w:t>
+            </w:r>
+          </w:p>
+        </w:tc>
+      </w:tr>
+      <w:tr>
+        <w:tc>
+          <w:tcPr>
+            <w:tcW w:type="dxa" w:w="4320"/>
+          </w:tcPr>
+          <w:p>
+            <w:r>
+              <w:t>STOMP 端点</w:t>
+            </w:r>
+          </w:p>
+        </w:tc>
+        <w:tc>
+          <w:tcPr>
+            <w:tcW w:type="dxa" w:w="4320"/>
+          </w:tcPr>
+          <w:p>
+            <w:r>
+              <w:t>13 个</w:t>
+            </w:r>
+          </w:p>
+        </w:tc>
+      </w:tr>
+      <w:tr>
+        <w:tc>
+          <w:tcPr>
+            <w:tcW w:type="dxa" w:w="4320"/>
+          </w:tcPr>
+          <w:p>
+            <w:r>
+              <w:t>数据库表</w:t>
+            </w:r>
+          </w:p>
+        </w:tc>
+        <w:tc>
+          <w:tcPr>
+            <w:tcW w:type="dxa" w:w="4320"/>
+          </w:tcPr>
+          <w:p>
+            <w:r>
+              <w:t>19 张 (单库)</w:t>
+            </w:r>
+          </w:p>
+        </w:tc>
+      </w:tr>
+      <w:tr>
+        <w:tc>
+          <w:tcPr>
+            <w:tcW w:type="dxa" w:w="4320"/>
+          </w:tcPr>
+          <w:p>
+            <w:r>
+              <w:t>SQL 索引</w:t>
+            </w:r>
+          </w:p>
+        </w:tc>
+        <w:tc>
+          <w:tcPr>
+            <w:tcW w:type="dxa" w:w="4320"/>
+          </w:tcPr>
+          <w:p>
+            <w:r>
+              <w:t>47 + 9 = 56 条</w:t>
+            </w:r>
+          </w:p>
+        </w:tc>
+      </w:tr>
+      <w:tr>
+        <w:tc>
+          <w:tcPr>
+            <w:tcW w:type="dxa" w:w="4320"/>
+          </w:tcPr>
+          <w:p>
+            <w:r>
+              <w:t>企业能力</w:t>
+            </w:r>
+          </w:p>
+        </w:tc>
+        <w:tc>
+          <w:tcPr>
+            <w:tcW w:type="dxa" w:w="4320"/>
+          </w:tcPr>
+          <w:p>
+            <w:r>
+              <w:t>限流/脱敏/重试/压缩/SLA/告警 (6 项)</w:t>
+            </w:r>
+          </w:p>
+        </w:tc>
+      </w:tr>
+      <w:tr>
+        <w:tc>
+          <w:tcPr>
+            <w:tcW w:type="dxa" w:w="4320"/>
+          </w:tcPr>
+          <w:p>
+            <w:r>
+              <w:t>前端 composables</w:t>
+            </w:r>
+          </w:p>
+        </w:tc>
+        <w:tc>
+          <w:tcPr>
+            <w:tcW w:type="dxa" w:w="4320"/>
+          </w:tcPr>
+          <w:p>
+            <w:r>
+              <w:t>18 个</w:t>
+            </w:r>
+          </w:p>
+        </w:tc>
+      </w:tr>
+      <w:tr>
+        <w:tc>
+          <w:tcPr>
+            <w:tcW w:type="dxa" w:w="4320"/>
+          </w:tcPr>
+          <w:p>
+            <w:r>
+              <w:t>前端通用组件</w:t>
+            </w:r>
+          </w:p>
+        </w:tc>
+        <w:tc>
+          <w:tcPr>
+            <w:tcW w:type="dxa" w:w="4320"/>
+          </w:tcPr>
+          <w:p>
+            <w:r>
+              <w:t>20 个</w:t>
+            </w:r>
+          </w:p>
+        </w:tc>
+      </w:tr>
+      <w:tr>
+        <w:tc>
+          <w:tcPr>
+            <w:tcW w:type="dxa" w:w="4320"/>
+          </w:tcPr>
+          <w:p>
+            <w:r>
+              <w:t>Javadoc 覆盖率</w:t>
+            </w:r>
+          </w:p>
+        </w:tc>
+        <w:tc>
+          <w:tcPr>
+            <w:tcW w:type="dxa" w:w="4320"/>
+          </w:tcPr>
+          <w:p>
+            <w:r>
+              <w:t>100%</w:t>
+            </w:r>
+          </w:p>
+        </w:tc>
+      </w:tr>
+      <w:tr>
+        <w:tc>
+          <w:tcPr>
+            <w:tcW w:type="dxa" w:w="4320"/>
+          </w:tcPr>
+          <w:p>
+            <w:r>
+              <w:t>单元测试</w:t>
+            </w:r>
+          </w:p>
+        </w:tc>
+        <w:tc>
+          <w:tcPr>
+            <w:tcW w:type="dxa" w:w="4320"/>
+          </w:tcPr>
+          <w:p>
+            <w:r>
+              <w:t>29 个 (18 + 11)</w:t>
+            </w:r>
+          </w:p>
+        </w:tc>
+      </w:tr>
+      <w:tr>
+        <w:tc>
+          <w:tcPr>
+            <w:tcW w:type="dxa" w:w="4320"/>
+          </w:tcPr>
+          <w:p>
+            <w:r>
+              <w:t>测试通过率</w:t>
+            </w:r>
+          </w:p>
+        </w:tc>
+        <w:tc>
+          <w:tcPr>
+            <w:tcW w:type="dxa" w:w="4320"/>
+          </w:tcPr>
+          <w:p>
+            <w:r>
+              <w:t>100%</w:t>
+            </w:r>
+          </w:p>
+        </w:tc>
+      </w:tr>
+      <w:tr>
+        <w:tc>
+          <w:tcPr>
+            <w:tcW w:type="dxa" w:w="4320"/>
+          </w:tcPr>
+          <w:p/>
+        </w:tc>
+        <w:tc>
+          <w:tcPr>
+            <w:tcW w:type="dxa" w:w="4320"/>
+          </w:tcPr>
+          <w:p/>
+        </w:tc>
+      </w:tr>
+    </w:tbl>
+    <w:p>
+      <w:r>
+        <w:br w:type="page"/>
+      </w:r>
+    </w:p>
+    <w:p>
+      <w:pPr>
+        <w:pStyle w:val="Heading1"/>
+      </w:pPr>
+      <w:r>
+        <w:t>附录 F  性能监控指标速查</w:t>
+      </w:r>
+    </w:p>
+    <w:p>
+      <w:r>
+        <w:t>业务人员 / 运维常用性能指标一览。</w:t>
+      </w:r>
+    </w:p>
+    <w:p>
+      <w:pPr>
+        <w:pStyle w:val="Heading2"/>
+      </w:pPr>
+      <w:r>
+        <w:t>F.1 Prometheus 核心指标</w:t>
+      </w:r>
+    </w:p>
+    <w:tbl>
+      <w:tblPr>
+        <w:tblStyle w:val="LightGrid-Accent1"/>
+        <w:tblW w:type="auto" w:w="0"/>
+        <w:tblLook w:firstColumn="1" w:firstRow="1" w:lastColumn="0" w:lastRow="0" w:noHBand="0" w:noVBand="1" w:val="04A0"/>
+      </w:tblPr>
+      <w:tblGrid>
+        <w:gridCol w:w="4320"/>
+        <w:gridCol w:w="4320"/>
+      </w:tblGrid>
+      <w:tr>
+        <w:tc>
+          <w:tcPr>
+            <w:tcW w:type="dxa" w:w="4320"/>
+          </w:tcPr>
+          <w:p>
+            <w:r>
+              <w:t>http_endpoint_latency</w:t>
+            </w:r>
+          </w:p>
+        </w:tc>
+        <w:tc>
+          <w:tcPr>
+            <w:tcW w:type="dxa" w:w="4320"/>
+          </w:tcPr>
+          <w:p>
+            <w:r>
+              <w:t>各端点响应时间 (P50/P95/P99)</w:t>
+            </w:r>
+          </w:p>
+        </w:tc>
+      </w:tr>
+      <w:tr>
+        <w:tc>
+          <w:tcPr>
+            <w:tcW w:type="dxa" w:w="4320"/>
+          </w:tcPr>
+          <w:p>
+            <w:r>
+              <w:t>http_slow_total</w:t>
+            </w:r>
+          </w:p>
+        </w:tc>
+        <w:tc>
+          <w:tcPr>
+            <w:tcW w:type="dxa" w:w="4320"/>
+          </w:tcPr>
+          <w:p>
+            <w:r>
+              <w:t>慢查询计数 (&gt; 1s)</w:t>
+            </w:r>
+          </w:p>
+        </w:tc>
+      </w:tr>
+      <w:tr>
+        <w:tc>
+          <w:tcPr>
+            <w:tcW w:type="dxa" w:w="4320"/>
+          </w:tcPr>
+          <w:p>
+            <w:r>
+              <w:t>http_slow_errors_total</w:t>
+            </w:r>
+          </w:p>
+        </w:tc>
+        <w:tc>
+          <w:tcPr>
+            <w:tcW w:type="dxa" w:w="4320"/>
+          </w:tcPr>
+          <w:p>
+            <w:r>
+              <w:t>5xx 错误计数</w:t>
+            </w:r>
+          </w:p>
+        </w:tc>
+      </w:tr>
+      <w:tr>
+        <w:tc>
+          <w:tcPr>
+            <w:tcW w:type="dxa" w:w="4320"/>
+          </w:tcPr>
+          <w:p>
+            <w:r>
+              <w:t>JVM 堆内存</w:t>
+            </w:r>
+          </w:p>
+        </w:tc>
+        <w:tc>
+          <w:tcPr>
+            <w:tcW w:type="dxa" w:w="4320"/>
+          </w:tcPr>
+          <w:p>
+            <w:r>
+              <w:t>jvm_memory_used_bytes</w:t>
+            </w:r>
+          </w:p>
+        </w:tc>
+      </w:tr>
+      <w:tr>
+        <w:tc>
+          <w:tcPr>
+            <w:tcW w:type="dxa" w:w="4320"/>
+          </w:tcPr>
+          <w:p>
+            <w:r>
+              <w:t>JVM GC 时间</w:t>
+            </w:r>
+          </w:p>
+        </w:tc>
+        <w:tc>
+          <w:tcPr>
+            <w:tcW w:type="dxa" w:w="4320"/>
+          </w:tcPr>
+          <w:p>
+            <w:r>
+              <w:t>jvm_gc_pause_seconds</w:t>
+            </w:r>
+          </w:p>
+        </w:tc>
+      </w:tr>
+      <w:tr>
+        <w:tc>
+          <w:tcPr>
+            <w:tcW w:type="dxa" w:w="4320"/>
+          </w:tcPr>
+          <w:p>
+            <w:r>
+              <w:t>WebSocket 在线</w:t>
+            </w:r>
+          </w:p>
+        </w:tc>
+        <w:tc>
+          <w:tcPr>
+            <w:tcW w:type="dxa" w:w="4320"/>
+          </w:tcPr>
+          <w:p>
+            <w:r>
+              <w:t>cs_ws_connections</w:t>
+            </w:r>
+          </w:p>
+        </w:tc>
+      </w:tr>
+      <w:tr>
+        <w:tc>
+          <w:tcPr>
+            <w:tcW w:type="dxa" w:w="4320"/>
+          </w:tcPr>
+          <w:p>
+            <w:r>
+              <w:t>Redis 队列</w:t>
+            </w:r>
+          </w:p>
+        </w:tc>
+        <w:tc>
+          <w:tcPr>
+            <w:tcW w:type="dxa" w:w="4320"/>
+          </w:tcPr>
+          <w:p>
+            <w:r>
+              <w:t>cs_redis_queue_size</w:t>
+            </w:r>
+          </w:p>
+        </w:tc>
+      </w:tr>
+      <w:tr>
+        <w:tc>
+          <w:tcPr>
+            <w:tcW w:type="dxa" w:w="4320"/>
+          </w:tcPr>
+          <w:p>
+            <w:r>
+              <w:t>坐席心跳</w:t>
+            </w:r>
+          </w:p>
+        </w:tc>
+        <w:tc>
+          <w:tcPr>
+            <w:tcW w:type="dxa" w:w="4320"/>
+          </w:tcPr>
+          <w:p>
+            <w:r>
+              <w:t>cs_agent_heartbeat</w:t>
+            </w:r>
+          </w:p>
+        </w:tc>
+      </w:tr>
+      <w:tr>
+        <w:tc>
+          <w:tcPr>
+            <w:tcW w:type="dxa" w:w="4320"/>
+          </w:tcPr>
+          <w:p>
+            <w:r>
+              <w:t>会话活跃数</w:t>
+            </w:r>
+          </w:p>
+        </w:tc>
+        <w:tc>
+          <w:tcPr>
+            <w:tcW w:type="dxa" w:w="4320"/>
+          </w:tcPr>
+          <w:p>
+            <w:r>
+              <w:t>cs_session_active</w:t>
+            </w:r>
+          </w:p>
+        </w:tc>
+      </w:tr>
+      <w:tr>
+        <w:tc>
+          <w:tcPr>
+            <w:tcW w:type="dxa" w:w="4320"/>
+          </w:tcPr>
+          <w:p/>
+        </w:tc>
+        <w:tc>
+          <w:tcPr>
+            <w:tcW w:type="dxa" w:w="4320"/>
+          </w:tcPr>
+          <w:p/>
+        </w:tc>
+      </w:tr>
+    </w:tbl>
+    <w:p>
+      <w:pPr>
+        <w:pStyle w:val="Heading2"/>
+      </w:pPr>
+      <w:r>
+        <w:t>F.2 4 个黄金信号 (Google SRE)</w:t>
+      </w:r>
+    </w:p>
+    <w:tbl>
+      <w:tblPr>
+        <w:tblStyle w:val="LightGrid-Accent1"/>
+        <w:tblW w:type="auto" w:w="0"/>
+        <w:tblLook w:firstColumn="1" w:firstRow="1" w:lastColumn="0" w:lastRow="0" w:noHBand="0" w:noVBand="1" w:val="04A0"/>
+      </w:tblPr>
+      <w:tblGrid>
+        <w:gridCol w:w="4320"/>
+        <w:gridCol w:w="4320"/>
+      </w:tblGrid>
+      <w:tr>
+        <w:tc>
+          <w:tcPr>
+            <w:tcW w:type="dxa" w:w="4320"/>
+          </w:tcPr>
+          <w:p>
+            <w:r>
+              <w:t>Latency 延迟</w:t>
+            </w:r>
+          </w:p>
+        </w:tc>
+        <w:tc>
+          <w:tcPr>
+            <w:tcW w:type="dxa" w:w="4320"/>
+          </w:tcPr>
+          <w:p>
+            <w:r>
+              <w:t>http_endpoint_latency p99 &lt; 1000ms</w:t>
+            </w:r>
+          </w:p>
+        </w:tc>
+      </w:tr>
+      <w:tr>
+        <w:tc>
+          <w:tcPr>
+            <w:tcW w:type="dxa" w:w="4320"/>
+          </w:tcPr>
+          <w:p>
+            <w:r>
+              <w:t>Traffic 流量</w:t>
+            </w:r>
+          </w:p>
+        </w:tc>
+        <w:tc>
+          <w:tcPr>
+            <w:tcW w:type="dxa" w:w="4320"/>
+          </w:tcPr>
+          <w:p>
+            <w:r>
+              <w:t>http_requests_per_second</w:t>
+            </w:r>
+          </w:p>
+        </w:tc>
+      </w:tr>
+      <w:tr>
+        <w:tc>
+          <w:tcPr>
+            <w:tcW w:type="dxa" w:w="4320"/>
+          </w:tcPr>
+          <w:p>
+            <w:r>
+              <w:t>Errors 错误</w:t>
+            </w:r>
+          </w:p>
+        </w:tc>
+        <w:tc>
+          <w:tcPr>
+            <w:tcW w:type="dxa" w:w="4320"/>
+          </w:tcPr>
+          <w:p>
+            <w:r>
+              <w:t>http_slow_errors_total / total &lt; 1%</w:t>
+            </w:r>
+          </w:p>
+        </w:tc>
+      </w:tr>
+      <w:tr>
+        <w:tc>
+          <w:tcPr>
+            <w:tcW w:type="dxa" w:w="4320"/>
+          </w:tcPr>
+          <w:p>
+            <w:r>
+              <w:t>Saturation 饱和度</w:t>
+            </w:r>
+          </w:p>
+        </w:tc>
+        <w:tc>
+          <w:tcPr>
+            <w:tcW w:type="dxa" w:w="4320"/>
+          </w:tcPr>
+          <w:p>
+            <w:r>
+              <w:t>JVM 堆内存 &lt; 80%, 线程池 &lt; 80%</w:t>
+            </w:r>
+          </w:p>
+        </w:tc>
+      </w:tr>
+      <w:tr>
+        <w:tc>
+          <w:tcPr>
+            <w:tcW w:type="dxa" w:w="4320"/>
+          </w:tcPr>
+          <w:p/>
+        </w:tc>
+        <w:tc>
+          <w:tcPr>
+            <w:tcW w:type="dxa" w:w="4320"/>
+          </w:tcPr>
+          <w:p/>
+        </w:tc>
+      </w:tr>
+    </w:tbl>
+    <w:p/>
+    <w:p>
+      <w:pPr>
+        <w:jc w:val="center"/>
+      </w:pPr>
+      <w:r>
+        <w:rPr>
+          <w:sz w:val="24"/>
+        </w:rPr>
+        <w:t>——— 操作手册 v3.1 结束 ———</w:t>
       </w:r>
     </w:p>
     <w:sectPr>
